--- a/analysis/p05_conditions/report/项目5_条件建议抽取_实验报告.docx
+++ b/analysis/p05_conditions/report/项目5_条件建议抽取_实验报告.docx
@@ -6944,6 +6944,96 @@
                 <w:color w:val="262626"/>
                 <w:sz w:val="17"/>
               </w:rPr>
+              <w:t>outputs/p6_condition_poi.csv</w:t>
+            </w:r>
+          </w:p>
+        </w:tc>
+        <w:tc>
+          <w:tcPr>
+            <w:tcW w:type="dxa" w:w="4195"/>
+          </w:tcPr>
+          <w:p>
+            <w:pPr>
+              <w:keepNext/>
+              <w:spacing w:after="0" w:line="259" w:lineRule="auto"/>
+            </w:pPr>
+            <w:r>
+              <w:rPr>
+                <w:rFonts w:ascii="宋体" w:hAnsi="宋体" w:eastAsia="宋体"/>
+                <w:b w:val="0"/>
+                <w:color w:val="262626"/>
+                <w:sz w:val="17"/>
+              </w:rPr>
+              <w:t>P6 条件锚点桥接表（派生，不改变 schema）</w:t>
+            </w:r>
+          </w:p>
+        </w:tc>
+      </w:tr>
+      <w:tr>
+        <w:trPr>
+          <w:cantSplit/>
+        </w:trPr>
+        <w:tc>
+          <w:tcPr>
+            <w:tcW w:type="dxa" w:w="4762"/>
+          </w:tcPr>
+          <w:p>
+            <w:pPr>
+              <w:keepNext/>
+              <w:spacing w:after="0" w:line="259" w:lineRule="auto"/>
+            </w:pPr>
+            <w:r>
+              <w:rPr>
+                <w:rFonts w:ascii="宋体" w:hAnsi="宋体" w:eastAsia="宋体"/>
+                <w:b w:val="0"/>
+                <w:color w:val="262626"/>
+                <w:sz w:val="17"/>
+              </w:rPr>
+              <w:t>outputs/P6_接入说明.md</w:t>
+            </w:r>
+          </w:p>
+        </w:tc>
+        <w:tc>
+          <w:tcPr>
+            <w:tcW w:type="dxa" w:w="4195"/>
+          </w:tcPr>
+          <w:p>
+            <w:pPr>
+              <w:keepNext/>
+              <w:spacing w:after="0" w:line="259" w:lineRule="auto"/>
+            </w:pPr>
+            <w:r>
+              <w:rPr>
+                <w:rFonts w:ascii="宋体" w:hAnsi="宋体" w:eastAsia="宋体"/>
+                <w:b w:val="0"/>
+                <w:color w:val="262626"/>
+                <w:sz w:val="17"/>
+              </w:rPr>
+              <w:t>锚点规则、统计与 P6 注意事项</w:t>
+            </w:r>
+          </w:p>
+        </w:tc>
+      </w:tr>
+      <w:tr>
+        <w:trPr>
+          <w:cantSplit/>
+        </w:trPr>
+        <w:tc>
+          <w:tcPr>
+            <w:tcW w:type="dxa" w:w="4762"/>
+          </w:tcPr>
+          <w:p>
+            <w:pPr>
+              <w:keepNext/>
+              <w:spacing w:after="0" w:line="259" w:lineRule="auto"/>
+            </w:pPr>
+            <w:r>
+              <w:rPr>
+                <w:rFonts w:ascii="宋体" w:hAnsi="宋体" w:eastAsia="宋体"/>
+                <w:b w:val="0"/>
+                <w:color w:val="262626"/>
+                <w:sz w:val="17"/>
+              </w:rPr>
               <w:t>outputs/figures/condition_stats.png</w:t>
             </w:r>
           </w:p>
